--- a/evaluations/AI-Acknowledgement-Evaluation-1-Kaike-Nehme.docx
+++ b/evaluations/AI-Acknowledgement-Evaluation-1-Kaike-Nehme.docx
@@ -1476,7 +1476,7 @@
             <w:r/>
             <w:bookmarkEnd w:id="22"/>
             <w:r>
-              <w:t>Generated the first draft of this document and its print layout (HTML/CSS to PDF) from the synthesis, the testing plan and the task sheet; I edited the wording and own every judgement in it</w:t>
+              <w:t>Generated the first draft of this document and its print layout (HTML/CSS to PDF) from the synthesis, the testing plan and the task sheet, then revised the narrative voice at my direction; I edited the wording and own every judgement in it</w:t>
             </w:r>
           </w:p>
         </w:tc>
@@ -1518,7 +1518,7 @@
             <w:r/>
             <w:bookmarkEnd w:id="23"/>
             <w:r>
-              <w:t>Draft Evaluation 1 to the six-section template in the task sheet, three pages plus appendices, from the findings and the IP1 testing plan</w:t>
+              <w:t>Draft Evaluation 1 to the six-section template in the task sheet, three pages plus appendices, from the findings and the IP1 testing plan; then: change the narrative a bit, make it more flowy and take the dashes out</w:t>
             </w:r>
           </w:p>
         </w:tc>
@@ -1602,7 +1602,7 @@
             <w:r/>
             <w:bookmarkEnd w:id="25"/>
             <w:r>
-              <w:t>30 August 2026</w:t>
+              <w:t>30 August and 1 September 2026</w:t>
             </w:r>
           </w:p>
         </w:tc>
